--- a/exports/quarto/docx/10_DirectoryStructure.docx
+++ b/exports/quarto/docx/10_DirectoryStructure.docx
@@ -23,7 +23,7 @@
         <w:pStyle w:val="Date"/>
       </w:pPr>
       <w:r>
-        <w:t xml:space="preserve">March 31, 2026</w:t>
+        <w:t xml:space="preserve">April 2, 2026</w:t>
       </w:r>
     </w:p>
     <w:sdt>
@@ -656,7 +656,29 @@
         <w:pStyle w:val="FirstParagraph"/>
       </w:pPr>
       <w:r>
-        <w:t xml:space="preserve">The directory structure operationalizes the Seven Core Concepts:</w:t>
+        <w:t xml:space="preserve">The directory structure operationalizes the Eight Core Concepts:</w:t>
+      </w:r>
+    </w:p>
+    <w:p>
+      <w:pPr>
+        <w:pStyle w:val="Compact"/>
+        <w:numPr>
+          <w:ilvl w:val="0"/>
+          <w:numId w:val="1003"/>
+        </w:numPr>
+      </w:pPr>
+      <w:r>
+        <w:rPr>
+          <w:b/>
+          <w:bCs/>
+        </w:rPr>
+        <w:t xml:space="preserve">Single Source of Truth (SSOT)</w:t>
+      </w:r>
+      <w:r>
+        <w:t xml:space="preserve"> </w:t>
+      </w:r>
+      <w:r>
+        <w:t xml:space="preserve">— UIAO operates on the principle that every claim has one authoritative origin. All other representations are pointers, not copies. This ensures provenance, prevents drift, and enables federated truth resolution across boundaries.</w:t>
       </w:r>
     </w:p>
     <w:p>
@@ -973,6 +995,75 @@
           <w:rStyle w:val="VerbatimChar"/>
         </w:rPr>
         <w:t xml:space="preserve">   11_GlossaryAndDefinitions.md</w:t>
+      </w:r>
+      <w:r>
+        <w:br/>
+      </w:r>
+      <w:r>
+        <w:br/>
+      </w:r>
+      <w:r>
+        <w:rPr>
+          <w:rStyle w:val="VerbatimChar"/>
+        </w:rPr>
+        <w:t xml:space="preserve">/adapters</w:t>
+      </w:r>
+      <w:r>
+        <w:br/>
+      </w:r>
+      <w:r>
+        <w:rPr>
+          <w:rStyle w:val="VerbatimChar"/>
+        </w:rPr>
+        <w:t xml:space="preserve">    __init__.py              # Adapter registry</w:t>
+      </w:r>
+      <w:r>
+        <w:br/>
+      </w:r>
+      <w:r>
+        <w:rPr>
+          <w:rStyle w:val="VerbatimChar"/>
+        </w:rPr>
+        <w:t xml:space="preserve">    base_adapter.py          # Abstract base class (adapter contract)</w:t>
+      </w:r>
+      <w:r>
+        <w:br/>
+      </w:r>
+      <w:r>
+        <w:br/>
+      </w:r>
+      <w:r>
+        <w:rPr>
+          <w:rStyle w:val="VerbatimChar"/>
+        </w:rPr>
+        <w:t xml:space="preserve">/docs/adapters</w:t>
+      </w:r>
+      <w:r>
+        <w:br/>
+      </w:r>
+      <w:r>
+        <w:rPr>
+          <w:rStyle w:val="VerbatimChar"/>
+        </w:rPr>
+        <w:t xml:space="preserve">    canonical-definition-of-a-uiao-adapter.md</w:t>
+      </w:r>
+      <w:r>
+        <w:br/>
+      </w:r>
+      <w:r>
+        <w:rPr>
+          <w:rStyle w:val="VerbatimChar"/>
+        </w:rPr>
+        <w:t xml:space="preserve">    adapter-responsibilities-diagram-set.md</w:t>
+      </w:r>
+      <w:r>
+        <w:br/>
+      </w:r>
+      <w:r>
+        <w:rPr>
+          <w:rStyle w:val="VerbatimChar"/>
+        </w:rPr>
+        <w:t xml:space="preserve">    adapter-contract.md</w:t>
       </w:r>
     </w:p>
     <w:p>
@@ -1925,6 +2016,98 @@
           </w:p>
         </w:tc>
       </w:tr>
+      <w:tr>
+        <w:tc>
+          <w:tcPr/>
+          <w:p>
+            <w:pPr>
+              <w:pStyle w:val="Compact"/>
+            </w:pPr>
+            <w:r>
+              <w:t xml:space="preserve">—</w:t>
+            </w:r>
+          </w:p>
+        </w:tc>
+        <w:tc>
+          <w:tcPr/>
+          <w:p>
+            <w:pPr>
+              <w:pStyle w:val="Compact"/>
+            </w:pPr>
+            <w:r>
+              <w:t xml:space="preserve">/adapters</w:t>
+            </w:r>
+          </w:p>
+        </w:tc>
+        <w:tc>
+          <w:tcPr/>
+          <w:p>
+            <w:pPr>
+              <w:pStyle w:val="Compact"/>
+            </w:pPr>
+            <w:r>
+              <w:t xml:space="preserve">Adapter Layer</w:t>
+            </w:r>
+          </w:p>
+        </w:tc>
+        <w:tc>
+          <w:tcPr/>
+          <w:p>
+            <w:pPr>
+              <w:pStyle w:val="Compact"/>
+            </w:pPr>
+            <w:r>
+              <w:t xml:space="preserve">BaseAdapter ABC and adapter registry</w:t>
+            </w:r>
+          </w:p>
+        </w:tc>
+      </w:tr>
+      <w:tr>
+        <w:tc>
+          <w:tcPr/>
+          <w:p>
+            <w:pPr>
+              <w:pStyle w:val="Compact"/>
+            </w:pPr>
+            <w:r>
+              <w:t xml:space="preserve">—</w:t>
+            </w:r>
+          </w:p>
+        </w:tc>
+        <w:tc>
+          <w:tcPr/>
+          <w:p>
+            <w:pPr>
+              <w:pStyle w:val="Compact"/>
+            </w:pPr>
+            <w:r>
+              <w:t xml:space="preserve">/docs/adapters</w:t>
+            </w:r>
+          </w:p>
+        </w:tc>
+        <w:tc>
+          <w:tcPr/>
+          <w:p>
+            <w:pPr>
+              <w:pStyle w:val="Compact"/>
+            </w:pPr>
+            <w:r>
+              <w:t xml:space="preserve">Adapter Layer</w:t>
+            </w:r>
+          </w:p>
+        </w:tc>
+        <w:tc>
+          <w:tcPr/>
+          <w:p>
+            <w:pPr>
+              <w:pStyle w:val="Compact"/>
+            </w:pPr>
+            <w:r>
+              <w:t xml:space="preserve">Adapter contract, definitions, and diagrams</w:t>
+            </w:r>
+          </w:p>
+        </w:tc>
+      </w:tr>
     </w:tbl>
     <w:p>
       <w:r>
@@ -2449,7 +2632,8 @@
     <w:tbl>
       <w:tblPr>
         <w:tblStyle w:val="Table"/>
-        <w:tblW w:type="auto" w:w="0"/>
+        <w:tblW w:type="pct" w:w="5000"/>
+        <w:tblLayout w:type="fixed"/>
         <w:tblLook w:firstRow="1" w:lastRow="0" w:firstColumn="0" w:lastColumn="0" w:noHBand="0" w:noVBand="0" w:val="0020"/>
       </w:tblPr>
       <w:tblGrid>
@@ -2549,6 +2733,52 @@
             </w:pPr>
             <w:r>
               <w:t xml:space="preserve">Initial canonical release</w:t>
+            </w:r>
+          </w:p>
+        </w:tc>
+      </w:tr>
+      <w:tr>
+        <w:tc>
+          <w:tcPr/>
+          <w:p>
+            <w:pPr>
+              <w:pStyle w:val="Compact"/>
+            </w:pPr>
+            <w:r>
+              <w:t xml:space="preserve">1.1</w:t>
+            </w:r>
+          </w:p>
+        </w:tc>
+        <w:tc>
+          <w:tcPr/>
+          <w:p>
+            <w:pPr>
+              <w:pStyle w:val="Compact"/>
+            </w:pPr>
+            <w:r>
+              <w:t xml:space="preserve">2026-04</w:t>
+            </w:r>
+          </w:p>
+        </w:tc>
+        <w:tc>
+          <w:tcPr/>
+          <w:p>
+            <w:pPr>
+              <w:pStyle w:val="Compact"/>
+            </w:pPr>
+            <w:r>
+              <w:t xml:space="preserve">UIAO Adapter Layer</w:t>
+            </w:r>
+          </w:p>
+        </w:tc>
+        <w:tc>
+          <w:tcPr/>
+          <w:p>
+            <w:pPr>
+              <w:pStyle w:val="Compact"/>
+            </w:pPr>
+            <w:r>
+              <w:t xml:space="preserve">Added /adapters/ and /docs/adapters/ to directory layout and canonical table</w:t>
             </w:r>
           </w:p>
         </w:tc>
